--- a/preview/docxs/29-creative-rose.docx
+++ b/preview/docxs/29-creative-rose.docx
@@ -544,7 +544,7 @@
         </w:rPr>
         <w:t xml:space="preserve">Demo: </w:t>
       </w:r>
-      <w:hyperlink w:history="1" r:id="rIdfdj2c1pcsxiosnxch978b">
+      <w:hyperlink w:history="1" r:id="rIdlkfwmpah6rinfindg7ikh">
         <w:r>
           <w:rPr>
             <w:color w:val="e11d48"/>
@@ -572,7 +572,7 @@
         </w:rPr>
         <w:t xml:space="preserve">Code: </w:t>
       </w:r>
-      <w:hyperlink w:history="1" r:id="rIdgobo825duh32kb2n27ecr">
+      <w:hyperlink w:history="1" r:id="rIdy4qyjdggj-speq9vaz5i0">
         <w:r>
           <w:rPr>
             <w:color w:val="e11d48"/>
@@ -662,7 +662,7 @@
         </w:rPr>
         <w:t xml:space="preserve">Demo: </w:t>
       </w:r>
-      <w:hyperlink w:history="1" r:id="rIdqxblpy3gyudssn-raut2r">
+      <w:hyperlink w:history="1" r:id="rIdkci5vy_ydlzgetqvstk7k">
         <w:r>
           <w:rPr>
             <w:color w:val="e11d48"/>
@@ -1096,7 +1096,7 @@
         </w:rPr>
         <w:t xml:space="preserve">Portfolio: </w:t>
       </w:r>
-      <w:hyperlink w:history="1" r:id="rId27aqymlq6aiow7ovvxytt">
+      <w:hyperlink w:history="1" r:id="rId-b0nuruupkpqbe5ft9src">
         <w:r>
           <w:rPr>
             <w:color w:val="e11d48"/>
